--- a/manuscript/v4/word/Supplementary_Material_v4.docx
+++ b/manuscript/v4/word/Supplementary_Material_v4.docx
@@ -2,7 +2,7 @@
 <file path=word/document.xml><?xml version="1.0" encoding="utf-8"?>
 <w:document xmlns:w="http://schemas.openxmlformats.org/wordprocessingml/2006/main" xmlns:m="http://schemas.openxmlformats.org/officeDocument/2006/math" xmlns:r="http://schemas.openxmlformats.org/officeDocument/2006/relationships" xmlns:o="urn:schemas-microsoft-com:office:office" xmlns:v="urn:schemas-microsoft-com:vml" xmlns:w10="urn:schemas-microsoft-com:office:word" xmlns:a="http://schemas.openxmlformats.org/drawingml/2006/main" xmlns:pic="http://schemas.openxmlformats.org/drawingml/2006/picture" xmlns:wp="http://schemas.openxmlformats.org/drawingml/2006/wordprocessingDrawing">
   <w:body>
-    <w:bookmarkStart w:id="71" w:name="supplementary-material"/>
+    <w:bookmarkStart w:id="74" w:name="supplementary-material"/>
     <w:p>
       <w:pPr>
         <w:pStyle w:val="Heading1"/>
@@ -116,7 +116,7 @@
         <w:pStyle w:val="FirstParagraph"/>
       </w:pPr>
       <w:r>
-        <w:t xml:space="preserve">The specimen, a steel hollow square tube on three supports forming two equal spans of 2500 mm, and the measured single-load influence line are shown in Fig. S15. Table S1 lists the mid-span deflection of the first span for all three load configurations; the order of the three-load group is the best-fitting order discussed in Section 3.</w:t>
+        <w:t xml:space="preserve">The specimen is a steel hollow square tube on three supports forming two equal spans of 2500 mm; its measured single-load influence line is shown in Fig. S15. Table S1 lists the mid-span deflection of the first span for all three load configurations; the order of the three-load group is the best-fitting order discussed in Section 3.</w:t>
       </w:r>
     </w:p>
     <w:p>
@@ -4556,6 +4556,1254 @@
         <w:pStyle w:val="BodyText"/>
       </w:pPr>
       <w:r>
+        <w:t xml:space="preserve">The processed acceptance-test data of the Cầu Mây Bridge are listed in Tables S8–S10. The longitudinal truck positions are given as drawings in the test report and are not tabulated.</w:t>
+      </w:r>
+    </w:p>
+    <w:p>
+      <w:pPr>
+        <w:pStyle w:val="BodyText"/>
+      </w:pPr>
+      <w:r>
+        <w:rPr>
+          <w:bCs/>
+          <w:b/>
+        </w:rPr>
+        <w:t xml:space="preserve">Table S8.</w:t>
+      </w:r>
+      <w:r>
+        <w:t xml:space="preserve"> </w:t>
+      </w:r>
+      <w:r>
+        <w:t xml:space="preserve">Cầu Mây acceptance test (June 2020): measured peak deflection (mm, downward positive) at the two gauge sections, at three measuring points across each section, under centric and eccentric truck arrangements.</w:t>
+      </w:r>
+    </w:p>
+    <w:tbl>
+      <w:tblPr>
+        <w:tblStyle w:val="Table"/>
+        <w:tblW w:type="auto" w:w="0"/>
+        <w:tblLook w:firstRow="1" w:lastRow="0" w:firstColumn="0" w:lastColumn="0" w:noHBand="0" w:noVBand="0" w:val="0020"/>
+        <w:jc w:val="start"/>
+      </w:tblPr>
+      <w:tblGrid>
+        <w:gridCol w:w="1980"/>
+        <w:gridCol w:w="1980"/>
+        <w:gridCol w:w="1980"/>
+        <w:gridCol w:w="1980"/>
+      </w:tblGrid>
+      <w:tr>
+        <w:trPr>
+          <w:tblHeader w:val="true"/>
+        </w:trPr>
+        <w:tc>
+          <w:tcPr/>
+          <w:p>
+            <w:pPr>
+              <w:pStyle w:val="Compact"/>
+              <w:jc w:val="left"/>
+            </w:pPr>
+            <w:r>
+              <w:t xml:space="preserve">Section</w:t>
+            </w:r>
+          </w:p>
+        </w:tc>
+        <w:tc>
+          <w:tcPr/>
+          <w:p>
+            <w:pPr>
+              <w:pStyle w:val="Compact"/>
+              <w:jc w:val="left"/>
+            </w:pPr>
+            <w:r>
+              <w:t xml:space="preserve">Measuring point</w:t>
+            </w:r>
+          </w:p>
+        </w:tc>
+        <w:tc>
+          <w:tcPr/>
+          <w:p>
+            <w:pPr>
+              <w:pStyle w:val="Compact"/>
+              <w:jc w:val="left"/>
+            </w:pPr>
+            <w:r>
+              <w:t xml:space="preserve">Centric</w:t>
+            </w:r>
+          </w:p>
+        </w:tc>
+        <w:tc>
+          <w:tcPr/>
+          <w:p>
+            <w:pPr>
+              <w:pStyle w:val="Compact"/>
+              <w:jc w:val="left"/>
+            </w:pPr>
+            <w:r>
+              <w:t xml:space="preserve">Eccentric</w:t>
+            </w:r>
+          </w:p>
+        </w:tc>
+      </w:tr>
+      <w:tr>
+        <w:tc>
+          <w:tcPr/>
+          <w:p>
+            <w:pPr>
+              <w:pStyle w:val="Compact"/>
+              <w:jc w:val="left"/>
+            </w:pPr>
+            <w:r>
+              <w:t xml:space="preserve">N8, side span, 0.4L from T8</w:t>
+            </w:r>
+          </w:p>
+        </w:tc>
+        <w:tc>
+          <w:tcPr/>
+          <w:p>
+            <w:pPr>
+              <w:pStyle w:val="Compact"/>
+              <w:jc w:val="left"/>
+            </w:pPr>
+            <w:r>
+              <w:t xml:space="preserve">right edge</w:t>
+            </w:r>
+          </w:p>
+        </w:tc>
+        <w:tc>
+          <w:tcPr/>
+          <w:p>
+            <w:pPr>
+              <w:pStyle w:val="Compact"/>
+              <w:jc w:val="left"/>
+            </w:pPr>
+            <w:r>
+              <w:t xml:space="preserve">5.32</w:t>
+            </w:r>
+          </w:p>
+        </w:tc>
+        <w:tc>
+          <w:tcPr/>
+          <w:p>
+            <w:pPr>
+              <w:pStyle w:val="Compact"/>
+              <w:jc w:val="left"/>
+            </w:pPr>
+            <w:r>
+              <w:t xml:space="preserve">5.91</w:t>
+            </w:r>
+          </w:p>
+        </w:tc>
+      </w:tr>
+      <w:tr>
+        <w:tc>
+          <w:tcPr/>
+          <w:p>
+            <w:pPr>
+              <w:pStyle w:val="Compact"/>
+              <w:jc w:val="left"/>
+            </w:pPr>
+            <w:r>
+              <w:t xml:space="preserve">N8, side span, 0.4L from T8</w:t>
+            </w:r>
+          </w:p>
+        </w:tc>
+        <w:tc>
+          <w:tcPr/>
+          <w:p>
+            <w:pPr>
+              <w:pStyle w:val="Compact"/>
+              <w:jc w:val="left"/>
+            </w:pPr>
+            <w:r>
+              <w:t xml:space="preserve">axis</w:t>
+            </w:r>
+          </w:p>
+        </w:tc>
+        <w:tc>
+          <w:tcPr/>
+          <w:p>
+            <w:pPr>
+              <w:pStyle w:val="Compact"/>
+              <w:jc w:val="left"/>
+            </w:pPr>
+            <w:r>
+              <w:t xml:space="preserve">5.56</w:t>
+            </w:r>
+          </w:p>
+        </w:tc>
+        <w:tc>
+          <w:tcPr/>
+          <w:p>
+            <w:pPr>
+              <w:pStyle w:val="Compact"/>
+              <w:jc w:val="left"/>
+            </w:pPr>
+            <w:r>
+              <w:t xml:space="preserve">5.55</w:t>
+            </w:r>
+          </w:p>
+        </w:tc>
+      </w:tr>
+      <w:tr>
+        <w:tc>
+          <w:tcPr/>
+          <w:p>
+            <w:pPr>
+              <w:pStyle w:val="Compact"/>
+              <w:jc w:val="left"/>
+            </w:pPr>
+            <w:r>
+              <w:t xml:space="preserve">N8, side span, 0.4L from T8</w:t>
+            </w:r>
+          </w:p>
+        </w:tc>
+        <w:tc>
+          <w:tcPr/>
+          <w:p>
+            <w:pPr>
+              <w:pStyle w:val="Compact"/>
+              <w:jc w:val="left"/>
+            </w:pPr>
+            <w:r>
+              <w:t xml:space="preserve">left edge</w:t>
+            </w:r>
+          </w:p>
+        </w:tc>
+        <w:tc>
+          <w:tcPr/>
+          <w:p>
+            <w:pPr>
+              <w:pStyle w:val="Compact"/>
+              <w:jc w:val="left"/>
+            </w:pPr>
+            <w:r>
+              <w:t xml:space="preserve">5.76</w:t>
+            </w:r>
+          </w:p>
+        </w:tc>
+        <w:tc>
+          <w:tcPr/>
+          <w:p>
+            <w:pPr>
+              <w:pStyle w:val="Compact"/>
+              <w:jc w:val="left"/>
+            </w:pPr>
+            <w:r>
+              <w:t xml:space="preserve">5.22</w:t>
+            </w:r>
+          </w:p>
+        </w:tc>
+      </w:tr>
+      <w:tr>
+        <w:tc>
+          <w:tcPr/>
+          <w:p>
+            <w:pPr>
+              <w:pStyle w:val="Compact"/>
+              <w:jc w:val="left"/>
+            </w:pPr>
+            <w:r>
+              <w:t xml:space="preserve">N7, mid main span</w:t>
+            </w:r>
+          </w:p>
+        </w:tc>
+        <w:tc>
+          <w:tcPr/>
+          <w:p>
+            <w:pPr>
+              <w:pStyle w:val="Compact"/>
+              <w:jc w:val="left"/>
+            </w:pPr>
+            <w:r>
+              <w:t xml:space="preserve">right edge</w:t>
+            </w:r>
+          </w:p>
+        </w:tc>
+        <w:tc>
+          <w:tcPr/>
+          <w:p>
+            <w:pPr>
+              <w:pStyle w:val="Compact"/>
+              <w:jc w:val="left"/>
+            </w:pPr>
+            <w:r>
+              <w:t xml:space="preserve">14.68</w:t>
+            </w:r>
+          </w:p>
+        </w:tc>
+        <w:tc>
+          <w:tcPr/>
+          <w:p>
+            <w:pPr>
+              <w:pStyle w:val="Compact"/>
+              <w:jc w:val="left"/>
+            </w:pPr>
+            <w:r>
+              <w:t xml:space="preserve">14.62</w:t>
+            </w:r>
+          </w:p>
+        </w:tc>
+      </w:tr>
+      <w:tr>
+        <w:tc>
+          <w:tcPr/>
+          <w:p>
+            <w:pPr>
+              <w:pStyle w:val="Compact"/>
+              <w:jc w:val="left"/>
+            </w:pPr>
+            <w:r>
+              <w:t xml:space="preserve">N7, mid main span</w:t>
+            </w:r>
+          </w:p>
+        </w:tc>
+        <w:tc>
+          <w:tcPr/>
+          <w:p>
+            <w:pPr>
+              <w:pStyle w:val="Compact"/>
+              <w:jc w:val="left"/>
+            </w:pPr>
+            <w:r>
+              <w:t xml:space="preserve">axis</w:t>
+            </w:r>
+          </w:p>
+        </w:tc>
+        <w:tc>
+          <w:tcPr/>
+          <w:p>
+            <w:pPr>
+              <w:pStyle w:val="Compact"/>
+              <w:jc w:val="left"/>
+            </w:pPr>
+            <w:r>
+              <w:t xml:space="preserve">15.24</w:t>
+            </w:r>
+          </w:p>
+        </w:tc>
+        <w:tc>
+          <w:tcPr/>
+          <w:p>
+            <w:pPr>
+              <w:pStyle w:val="Compact"/>
+              <w:jc w:val="left"/>
+            </w:pPr>
+            <w:r>
+              <w:t xml:space="preserve">15.51</w:t>
+            </w:r>
+          </w:p>
+        </w:tc>
+      </w:tr>
+      <w:tr>
+        <w:tc>
+          <w:tcPr/>
+          <w:p>
+            <w:pPr>
+              <w:pStyle w:val="Compact"/>
+              <w:jc w:val="left"/>
+            </w:pPr>
+            <w:r>
+              <w:t xml:space="preserve">N7, mid main span</w:t>
+            </w:r>
+          </w:p>
+        </w:tc>
+        <w:tc>
+          <w:tcPr/>
+          <w:p>
+            <w:pPr>
+              <w:pStyle w:val="Compact"/>
+              <w:jc w:val="left"/>
+            </w:pPr>
+            <w:r>
+              <w:t xml:space="preserve">left edge</w:t>
+            </w:r>
+          </w:p>
+        </w:tc>
+        <w:tc>
+          <w:tcPr/>
+          <w:p>
+            <w:pPr>
+              <w:pStyle w:val="Compact"/>
+              <w:jc w:val="left"/>
+            </w:pPr>
+            <w:r>
+              <w:t xml:space="preserve">15.83</w:t>
+            </w:r>
+          </w:p>
+        </w:tc>
+        <w:tc>
+          <w:tcPr/>
+          <w:p>
+            <w:pPr>
+              <w:pStyle w:val="Compact"/>
+              <w:jc w:val="left"/>
+            </w:pPr>
+            <w:r>
+              <w:t xml:space="preserve">16.67</w:t>
+            </w:r>
+          </w:p>
+        </w:tc>
+      </w:tr>
+    </w:tbl>
+    <w:p>
+      <w:pPr>
+        <w:pStyle w:val="BodyText"/>
+      </w:pPr>
+      <w:r>
+        <w:rPr>
+          <w:bCs/>
+          <w:b/>
+        </w:rPr>
+        <w:t xml:space="preserve">Table S9.</w:t>
+      </w:r>
+      <w:r>
+        <w:t xml:space="preserve"> </w:t>
+      </w:r>
+      <w:r>
+        <w:t xml:space="preserve">Weighed 3-axle test trucks: gross weight and axle spacings (front to middle axle; middle to rear axle) and track width. Mean gross weight 25.06 t.</w:t>
+      </w:r>
+    </w:p>
+    <w:tbl>
+      <w:tblPr>
+        <w:tblStyle w:val="Table"/>
+        <w:tblW w:type="pct" w:w="5000"/>
+        <w:tblLook w:firstRow="1" w:lastRow="0" w:firstColumn="0" w:lastColumn="0" w:noHBand="0" w:noVBand="0" w:val="0020"/>
+        <w:jc w:val="start"/>
+      </w:tblPr>
+      <w:tblGrid>
+        <w:gridCol w:w="1584"/>
+        <w:gridCol w:w="1584"/>
+        <w:gridCol w:w="1584"/>
+        <w:gridCol w:w="1584"/>
+        <w:gridCol w:w="1584"/>
+      </w:tblGrid>
+      <w:tr>
+        <w:trPr>
+          <w:tblHeader w:val="true"/>
+        </w:trPr>
+        <w:tc>
+          <w:tcPr/>
+          <w:p>
+            <w:pPr>
+              <w:pStyle w:val="Compact"/>
+              <w:jc w:val="left"/>
+            </w:pPr>
+            <w:r>
+              <w:t xml:space="preserve">Truck</w:t>
+            </w:r>
+          </w:p>
+        </w:tc>
+        <w:tc>
+          <w:tcPr/>
+          <w:p>
+            <w:pPr>
+              <w:pStyle w:val="Compact"/>
+              <w:jc w:val="left"/>
+            </w:pPr>
+            <w:r>
+              <w:t xml:space="preserve">Gross weight (t)</w:t>
+            </w:r>
+          </w:p>
+        </w:tc>
+        <w:tc>
+          <w:tcPr/>
+          <w:p>
+            <w:pPr>
+              <w:pStyle w:val="Compact"/>
+              <w:jc w:val="left"/>
+            </w:pPr>
+            <w:r>
+              <w:t xml:space="preserve">Front axle spacing (m)</w:t>
+            </w:r>
+          </w:p>
+        </w:tc>
+        <w:tc>
+          <w:tcPr/>
+          <w:p>
+            <w:pPr>
+              <w:pStyle w:val="Compact"/>
+              <w:jc w:val="left"/>
+            </w:pPr>
+            <w:r>
+              <w:t xml:space="preserve">Rear axle spacing (m)</w:t>
+            </w:r>
+          </w:p>
+        </w:tc>
+        <w:tc>
+          <w:tcPr/>
+          <w:p>
+            <w:pPr>
+              <w:pStyle w:val="Compact"/>
+              <w:jc w:val="left"/>
+            </w:pPr>
+            <w:r>
+              <w:t xml:space="preserve">Track (m)</w:t>
+            </w:r>
+          </w:p>
+        </w:tc>
+      </w:tr>
+      <w:tr>
+        <w:tc>
+          <w:tcPr/>
+          <w:p>
+            <w:pPr>
+              <w:pStyle w:val="Compact"/>
+              <w:jc w:val="left"/>
+            </w:pPr>
+            <w:r>
+              <w:t xml:space="preserve">1</w:t>
+            </w:r>
+          </w:p>
+        </w:tc>
+        <w:tc>
+          <w:tcPr/>
+          <w:p>
+            <w:pPr>
+              <w:pStyle w:val="Compact"/>
+              <w:jc w:val="left"/>
+            </w:pPr>
+            <w:r>
+              <w:t xml:space="preserve">24.7</w:t>
+            </w:r>
+          </w:p>
+        </w:tc>
+        <w:tc>
+          <w:tcPr/>
+          <w:p>
+            <w:pPr>
+              <w:pStyle w:val="Compact"/>
+              <w:jc w:val="left"/>
+            </w:pPr>
+            <w:r>
+              <w:t xml:space="preserve">3.45</w:t>
+            </w:r>
+          </w:p>
+        </w:tc>
+        <w:tc>
+          <w:tcPr/>
+          <w:p>
+            <w:pPr>
+              <w:pStyle w:val="Compact"/>
+              <w:jc w:val="left"/>
+            </w:pPr>
+            <w:r>
+              <w:t xml:space="preserve">1.35</w:t>
+            </w:r>
+          </w:p>
+        </w:tc>
+        <w:tc>
+          <w:tcPr/>
+          <w:p>
+            <w:pPr>
+              <w:pStyle w:val="Compact"/>
+              <w:jc w:val="left"/>
+            </w:pPr>
+            <w:r>
+              <w:t xml:space="preserve">1.9</w:t>
+            </w:r>
+          </w:p>
+        </w:tc>
+      </w:tr>
+      <w:tr>
+        <w:tc>
+          <w:tcPr/>
+          <w:p>
+            <w:pPr>
+              <w:pStyle w:val="Compact"/>
+              <w:jc w:val="left"/>
+            </w:pPr>
+            <w:r>
+              <w:t xml:space="preserve">2</w:t>
+            </w:r>
+          </w:p>
+        </w:tc>
+        <w:tc>
+          <w:tcPr/>
+          <w:p>
+            <w:pPr>
+              <w:pStyle w:val="Compact"/>
+              <w:jc w:val="left"/>
+            </w:pPr>
+            <w:r>
+              <w:t xml:space="preserve">25</w:t>
+            </w:r>
+          </w:p>
+        </w:tc>
+        <w:tc>
+          <w:tcPr/>
+          <w:p>
+            <w:pPr>
+              <w:pStyle w:val="Compact"/>
+              <w:jc w:val="left"/>
+            </w:pPr>
+            <w:r>
+              <w:t xml:space="preserve">3.65</w:t>
+            </w:r>
+          </w:p>
+        </w:tc>
+        <w:tc>
+          <w:tcPr/>
+          <w:p>
+            <w:pPr>
+              <w:pStyle w:val="Compact"/>
+              <w:jc w:val="left"/>
+            </w:pPr>
+            <w:r>
+              <w:t xml:space="preserve">1.45</w:t>
+            </w:r>
+          </w:p>
+        </w:tc>
+        <w:tc>
+          <w:tcPr/>
+          <w:p>
+            <w:pPr>
+              <w:pStyle w:val="Compact"/>
+              <w:jc w:val="left"/>
+            </w:pPr>
+            <w:r>
+              <w:t xml:space="preserve">1.85</w:t>
+            </w:r>
+          </w:p>
+        </w:tc>
+      </w:tr>
+      <w:tr>
+        <w:tc>
+          <w:tcPr/>
+          <w:p>
+            <w:pPr>
+              <w:pStyle w:val="Compact"/>
+              <w:jc w:val="left"/>
+            </w:pPr>
+            <w:r>
+              <w:t xml:space="preserve">3</w:t>
+            </w:r>
+          </w:p>
+        </w:tc>
+        <w:tc>
+          <w:tcPr/>
+          <w:p>
+            <w:pPr>
+              <w:pStyle w:val="Compact"/>
+              <w:jc w:val="left"/>
+            </w:pPr>
+            <w:r>
+              <w:t xml:space="preserve">25.66</w:t>
+            </w:r>
+          </w:p>
+        </w:tc>
+        <w:tc>
+          <w:tcPr/>
+          <w:p>
+            <w:pPr>
+              <w:pStyle w:val="Compact"/>
+              <w:jc w:val="left"/>
+            </w:pPr>
+            <w:r>
+              <w:t xml:space="preserve">3.45</w:t>
+            </w:r>
+          </w:p>
+        </w:tc>
+        <w:tc>
+          <w:tcPr/>
+          <w:p>
+            <w:pPr>
+              <w:pStyle w:val="Compact"/>
+              <w:jc w:val="left"/>
+            </w:pPr>
+            <w:r>
+              <w:t xml:space="preserve">1.35</w:t>
+            </w:r>
+          </w:p>
+        </w:tc>
+        <w:tc>
+          <w:tcPr/>
+          <w:p>
+            <w:pPr>
+              <w:pStyle w:val="Compact"/>
+              <w:jc w:val="left"/>
+            </w:pPr>
+            <w:r>
+              <w:t xml:space="preserve">1.85</w:t>
+            </w:r>
+          </w:p>
+        </w:tc>
+      </w:tr>
+      <w:tr>
+        <w:tc>
+          <w:tcPr/>
+          <w:p>
+            <w:pPr>
+              <w:pStyle w:val="Compact"/>
+              <w:jc w:val="left"/>
+            </w:pPr>
+            <w:r>
+              <w:t xml:space="preserve">4</w:t>
+            </w:r>
+          </w:p>
+        </w:tc>
+        <w:tc>
+          <w:tcPr/>
+          <w:p>
+            <w:pPr>
+              <w:pStyle w:val="Compact"/>
+              <w:jc w:val="left"/>
+            </w:pPr>
+            <w:r>
+              <w:t xml:space="preserve">25.06</w:t>
+            </w:r>
+          </w:p>
+        </w:tc>
+        <w:tc>
+          <w:tcPr/>
+          <w:p>
+            <w:pPr>
+              <w:pStyle w:val="Compact"/>
+              <w:jc w:val="left"/>
+            </w:pPr>
+            <w:r>
+              <w:t xml:space="preserve">3.85</w:t>
+            </w:r>
+          </w:p>
+        </w:tc>
+        <w:tc>
+          <w:tcPr/>
+          <w:p>
+            <w:pPr>
+              <w:pStyle w:val="Compact"/>
+              <w:jc w:val="left"/>
+            </w:pPr>
+            <w:r>
+              <w:t xml:space="preserve">1.35</w:t>
+            </w:r>
+          </w:p>
+        </w:tc>
+        <w:tc>
+          <w:tcPr/>
+          <w:p>
+            <w:pPr>
+              <w:pStyle w:val="Compact"/>
+              <w:jc w:val="left"/>
+            </w:pPr>
+            <w:r>
+              <w:t xml:space="preserve">1.85</w:t>
+            </w:r>
+          </w:p>
+        </w:tc>
+      </w:tr>
+      <w:tr>
+        <w:tc>
+          <w:tcPr/>
+          <w:p>
+            <w:pPr>
+              <w:pStyle w:val="Compact"/>
+              <w:jc w:val="left"/>
+            </w:pPr>
+            <w:r>
+              <w:t xml:space="preserve">5</w:t>
+            </w:r>
+          </w:p>
+        </w:tc>
+        <w:tc>
+          <w:tcPr/>
+          <w:p>
+            <w:pPr>
+              <w:pStyle w:val="Compact"/>
+              <w:jc w:val="left"/>
+            </w:pPr>
+            <w:r>
+              <w:t xml:space="preserve">25.05</w:t>
+            </w:r>
+          </w:p>
+        </w:tc>
+        <w:tc>
+          <w:tcPr/>
+          <w:p>
+            <w:pPr>
+              <w:pStyle w:val="Compact"/>
+              <w:jc w:val="left"/>
+            </w:pPr>
+            <w:r>
+              <w:t xml:space="preserve">3.45</w:t>
+            </w:r>
+          </w:p>
+        </w:tc>
+        <w:tc>
+          <w:tcPr/>
+          <w:p>
+            <w:pPr>
+              <w:pStyle w:val="Compact"/>
+              <w:jc w:val="left"/>
+            </w:pPr>
+            <w:r>
+              <w:t xml:space="preserve">1.35</w:t>
+            </w:r>
+          </w:p>
+        </w:tc>
+        <w:tc>
+          <w:tcPr/>
+          <w:p>
+            <w:pPr>
+              <w:pStyle w:val="Compact"/>
+              <w:jc w:val="left"/>
+            </w:pPr>
+            <w:r>
+              <w:t xml:space="preserve">1.85</w:t>
+            </w:r>
+          </w:p>
+        </w:tc>
+      </w:tr>
+      <w:tr>
+        <w:tc>
+          <w:tcPr/>
+          <w:p>
+            <w:pPr>
+              <w:pStyle w:val="Compact"/>
+              <w:jc w:val="left"/>
+            </w:pPr>
+            <w:r>
+              <w:t xml:space="preserve">6</w:t>
+            </w:r>
+          </w:p>
+        </w:tc>
+        <w:tc>
+          <w:tcPr/>
+          <w:p>
+            <w:pPr>
+              <w:pStyle w:val="Compact"/>
+              <w:jc w:val="left"/>
+            </w:pPr>
+            <w:r>
+              <w:t xml:space="preserve">25.3</w:t>
+            </w:r>
+          </w:p>
+        </w:tc>
+        <w:tc>
+          <w:tcPr/>
+          <w:p>
+            <w:pPr>
+              <w:pStyle w:val="Compact"/>
+              <w:jc w:val="left"/>
+            </w:pPr>
+            <w:r>
+              <w:t xml:space="preserve">3.65</w:t>
+            </w:r>
+          </w:p>
+        </w:tc>
+        <w:tc>
+          <w:tcPr/>
+          <w:p>
+            <w:pPr>
+              <w:pStyle w:val="Compact"/>
+              <w:jc w:val="left"/>
+            </w:pPr>
+            <w:r>
+              <w:t xml:space="preserve">1.45</w:t>
+            </w:r>
+          </w:p>
+        </w:tc>
+        <w:tc>
+          <w:tcPr/>
+          <w:p>
+            <w:pPr>
+              <w:pStyle w:val="Compact"/>
+              <w:jc w:val="left"/>
+            </w:pPr>
+            <w:r>
+              <w:t xml:space="preserve">1.85</w:t>
+            </w:r>
+          </w:p>
+        </w:tc>
+      </w:tr>
+      <w:tr>
+        <w:tc>
+          <w:tcPr/>
+          <w:p>
+            <w:pPr>
+              <w:pStyle w:val="Compact"/>
+              <w:jc w:val="left"/>
+            </w:pPr>
+            <w:r>
+              <w:t xml:space="preserve">7</w:t>
+            </w:r>
+          </w:p>
+        </w:tc>
+        <w:tc>
+          <w:tcPr/>
+          <w:p>
+            <w:pPr>
+              <w:pStyle w:val="Compact"/>
+              <w:jc w:val="left"/>
+            </w:pPr>
+            <w:r>
+              <w:t xml:space="preserve">25.1</w:t>
+            </w:r>
+          </w:p>
+        </w:tc>
+        <w:tc>
+          <w:tcPr/>
+          <w:p>
+            <w:pPr>
+              <w:pStyle w:val="Compact"/>
+              <w:jc w:val="left"/>
+            </w:pPr>
+            <w:r>
+              <w:t xml:space="preserve">3.7</w:t>
+            </w:r>
+          </w:p>
+        </w:tc>
+        <w:tc>
+          <w:tcPr/>
+          <w:p>
+            <w:pPr>
+              <w:pStyle w:val="Compact"/>
+              <w:jc w:val="left"/>
+            </w:pPr>
+            <w:r>
+              <w:t xml:space="preserve">1.45</w:t>
+            </w:r>
+          </w:p>
+        </w:tc>
+        <w:tc>
+          <w:tcPr/>
+          <w:p>
+            <w:pPr>
+              <w:pStyle w:val="Compact"/>
+              <w:jc w:val="left"/>
+            </w:pPr>
+            <w:r>
+              <w:t xml:space="preserve">1.9</w:t>
+            </w:r>
+          </w:p>
+        </w:tc>
+      </w:tr>
+      <w:tr>
+        <w:tc>
+          <w:tcPr/>
+          <w:p>
+            <w:pPr>
+              <w:pStyle w:val="Compact"/>
+              <w:jc w:val="left"/>
+            </w:pPr>
+            <w:r>
+              <w:t xml:space="preserve">8</w:t>
+            </w:r>
+          </w:p>
+        </w:tc>
+        <w:tc>
+          <w:tcPr/>
+          <w:p>
+            <w:pPr>
+              <w:pStyle w:val="Compact"/>
+              <w:jc w:val="left"/>
+            </w:pPr>
+            <w:r>
+              <w:t xml:space="preserve">25.5</w:t>
+            </w:r>
+          </w:p>
+        </w:tc>
+        <w:tc>
+          <w:tcPr/>
+          <w:p>
+            <w:pPr>
+              <w:pStyle w:val="Compact"/>
+              <w:jc w:val="left"/>
+            </w:pPr>
+            <w:r>
+              <w:t xml:space="preserve">3.65</w:t>
+            </w:r>
+          </w:p>
+        </w:tc>
+        <w:tc>
+          <w:tcPr/>
+          <w:p>
+            <w:pPr>
+              <w:pStyle w:val="Compact"/>
+              <w:jc w:val="left"/>
+            </w:pPr>
+            <w:r>
+              <w:t xml:space="preserve">1.45</w:t>
+            </w:r>
+          </w:p>
+        </w:tc>
+        <w:tc>
+          <w:tcPr/>
+          <w:p>
+            <w:pPr>
+              <w:pStyle w:val="Compact"/>
+              <w:jc w:val="left"/>
+            </w:pPr>
+            <w:r>
+              <w:t xml:space="preserve">1.9</w:t>
+            </w:r>
+          </w:p>
+        </w:tc>
+      </w:tr>
+      <w:tr>
+        <w:tc>
+          <w:tcPr/>
+          <w:p>
+            <w:pPr>
+              <w:pStyle w:val="Compact"/>
+              <w:jc w:val="left"/>
+            </w:pPr>
+            <w:r>
+              <w:t xml:space="preserve">9</w:t>
+            </w:r>
+          </w:p>
+        </w:tc>
+        <w:tc>
+          <w:tcPr/>
+          <w:p>
+            <w:pPr>
+              <w:pStyle w:val="Compact"/>
+              <w:jc w:val="left"/>
+            </w:pPr>
+            <w:r>
+              <w:t xml:space="preserve">24.6</w:t>
+            </w:r>
+          </w:p>
+        </w:tc>
+        <w:tc>
+          <w:tcPr/>
+          <w:p>
+            <w:pPr>
+              <w:pStyle w:val="Compact"/>
+              <w:jc w:val="left"/>
+            </w:pPr>
+            <w:r>
+              <w:t xml:space="preserve">3.65</w:t>
+            </w:r>
+          </w:p>
+        </w:tc>
+        <w:tc>
+          <w:tcPr/>
+          <w:p>
+            <w:pPr>
+              <w:pStyle w:val="Compact"/>
+              <w:jc w:val="left"/>
+            </w:pPr>
+            <w:r>
+              <w:t xml:space="preserve">1.45</w:t>
+            </w:r>
+          </w:p>
+        </w:tc>
+        <w:tc>
+          <w:tcPr/>
+          <w:p>
+            <w:pPr>
+              <w:pStyle w:val="Compact"/>
+              <w:jc w:val="left"/>
+            </w:pPr>
+            <w:r>
+              <w:t xml:space="preserve">1.85</w:t>
+            </w:r>
+          </w:p>
+        </w:tc>
+      </w:tr>
+      <w:tr>
+        <w:tc>
+          <w:tcPr/>
+          <w:p>
+            <w:pPr>
+              <w:pStyle w:val="Compact"/>
+              <w:jc w:val="left"/>
+            </w:pPr>
+            <w:r>
+              <w:t xml:space="preserve">10</w:t>
+            </w:r>
+          </w:p>
+        </w:tc>
+        <w:tc>
+          <w:tcPr/>
+          <w:p>
+            <w:pPr>
+              <w:pStyle w:val="Compact"/>
+              <w:jc w:val="left"/>
+            </w:pPr>
+            <w:r>
+              <w:t xml:space="preserve">24.6</w:t>
+            </w:r>
+          </w:p>
+        </w:tc>
+        <w:tc>
+          <w:tcPr/>
+          <w:p>
+            <w:pPr>
+              <w:pStyle w:val="Compact"/>
+              <w:jc w:val="left"/>
+            </w:pPr>
+            <w:r>
+              <w:t xml:space="preserve">3.6</w:t>
+            </w:r>
+          </w:p>
+        </w:tc>
+        <w:tc>
+          <w:tcPr/>
+          <w:p>
+            <w:pPr>
+              <w:pStyle w:val="Compact"/>
+              <w:jc w:val="left"/>
+            </w:pPr>
+            <w:r>
+              <w:t xml:space="preserve">1.45</w:t>
+            </w:r>
+          </w:p>
+        </w:tc>
+        <w:tc>
+          <w:tcPr/>
+          <w:p>
+            <w:pPr>
+              <w:pStyle w:val="Compact"/>
+              <w:jc w:val="left"/>
+            </w:pPr>
+            <w:r>
+              <w:t xml:space="preserve">1.85</w:t>
+            </w:r>
+          </w:p>
+        </w:tc>
+      </w:tr>
+    </w:tbl>
+    <w:p>
+      <w:pPr>
+        <w:pStyle w:val="BodyText"/>
+      </w:pPr>
+      <w:r>
+        <w:rPr>
+          <w:bCs/>
+          <w:b/>
+        </w:rPr>
+        <w:t xml:space="preserve">Table S10.</w:t>
+      </w:r>
+      <w:r>
+        <w:t xml:space="preserve"> </w:t>
+      </w:r>
+      <w:r>
+        <w:t xml:space="preserve">Vertical natural frequencies of the main-bridge spans reported in the acceptance test.</w:t>
+      </w:r>
+    </w:p>
+    <w:tbl>
+      <w:tblPr>
+        <w:tblStyle w:val="Table"/>
+        <w:tblW w:type="auto" w:w="0"/>
+        <w:tblLook w:firstRow="1" w:lastRow="0" w:firstColumn="0" w:lastColumn="0" w:noHBand="0" w:noVBand="0" w:val="0020"/>
+        <w:jc w:val="start"/>
+      </w:tblPr>
+      <w:tblGrid>
+        <w:gridCol w:w="3960"/>
+        <w:gridCol w:w="3960"/>
+      </w:tblGrid>
+      <w:tr>
+        <w:trPr>
+          <w:tblHeader w:val="true"/>
+        </w:trPr>
+        <w:tc>
+          <w:tcPr/>
+          <w:p>
+            <w:pPr>
+              <w:pStyle w:val="Compact"/>
+              <w:jc w:val="left"/>
+            </w:pPr>
+            <w:r>
+              <w:t xml:space="preserve">Span</w:t>
+            </w:r>
+          </w:p>
+        </w:tc>
+        <w:tc>
+          <w:tcPr/>
+          <w:p>
+            <w:pPr>
+              <w:pStyle w:val="Compact"/>
+              <w:jc w:val="left"/>
+            </w:pPr>
+            <w:r>
+              <w:t xml:space="preserve">Vertical frequency (Hz)</w:t>
+            </w:r>
+          </w:p>
+        </w:tc>
+      </w:tr>
+      <w:tr>
+        <w:tc>
+          <w:tcPr/>
+          <w:p>
+            <w:pPr>
+              <w:pStyle w:val="Compact"/>
+              <w:jc w:val="left"/>
+            </w:pPr>
+            <w:r>
+              <w:t xml:space="preserve">N6 (side span, 55 m)</w:t>
+            </w:r>
+          </w:p>
+        </w:tc>
+        <w:tc>
+          <w:tcPr/>
+          <w:p>
+            <w:pPr>
+              <w:pStyle w:val="Compact"/>
+              <w:jc w:val="left"/>
+            </w:pPr>
+            <w:r>
+              <w:t xml:space="preserve">3.43</w:t>
+            </w:r>
+          </w:p>
+        </w:tc>
+      </w:tr>
+      <w:tr>
+        <w:tc>
+          <w:tcPr/>
+          <w:p>
+            <w:pPr>
+              <w:pStyle w:val="Compact"/>
+              <w:jc w:val="left"/>
+            </w:pPr>
+            <w:r>
+              <w:t xml:space="preserve">N7 (main span, 90 m)</w:t>
+            </w:r>
+          </w:p>
+        </w:tc>
+        <w:tc>
+          <w:tcPr/>
+          <w:p>
+            <w:pPr>
+              <w:pStyle w:val="Compact"/>
+              <w:jc w:val="left"/>
+            </w:pPr>
+            <w:r>
+              <w:t xml:space="preserve">3.64</w:t>
+            </w:r>
+          </w:p>
+        </w:tc>
+      </w:tr>
+      <w:tr>
+        <w:tc>
+          <w:tcPr/>
+          <w:p>
+            <w:pPr>
+              <w:pStyle w:val="Compact"/>
+              <w:jc w:val="left"/>
+            </w:pPr>
+            <w:r>
+              <w:t xml:space="preserve">N8 (side span, 55 m)</w:t>
+            </w:r>
+          </w:p>
+        </w:tc>
+        <w:tc>
+          <w:tcPr/>
+          <w:p>
+            <w:pPr>
+              <w:pStyle w:val="Compact"/>
+              <w:jc w:val="left"/>
+            </w:pPr>
+            <w:r>
+              <w:t xml:space="preserve">3.63</w:t>
+            </w:r>
+          </w:p>
+        </w:tc>
+      </w:tr>
+    </w:tbl>
+    <w:p>
+      <w:pPr>
+        <w:pStyle w:val="BodyText"/>
+      </w:pPr>
+      <w:r>
         <w:t xml:space="preserve">Fig. S10 shows the predicted vertical frequencies against the scaled pier stiffness κ, Fig. S11 the static misfit over the plane of α and k, and Fig. S12 the closed-form Möbius law of Eq. (15) against FE.</w:t>
       </w:r>
     </w:p>
@@ -4644,7 +5892,7 @@
       </w:r>
     </w:p>
     <w:bookmarkEnd w:id="27"/>
-    <w:bookmarkStart w:id="70" w:name="supplementary-figure-captions"/>
+    <w:bookmarkStart w:id="73" w:name="supplementary-figure-captions"/>
     <w:p>
       <w:pPr>
         <w:pStyle w:val="Heading2"/>
@@ -6022,6 +7270,53 @@
         <w:pStyle w:val="BodyText"/>
       </w:pPr>
       <w:r>
+        <w:drawing>
+          <wp:inline>
+            <wp:extent cx="5579999" cy="2789999"/>
+            <wp:effectExtent b="0" l="0" r="0" t="0"/>
+            <wp:docPr descr="" title="" id="71" name="Picture"/>
+            <a:graphic>
+              <a:graphicData uri="http://schemas.openxmlformats.org/drawingml/2006/picture">
+                <pic:pic>
+                  <pic:nvPicPr>
+                    <pic:cNvPr descr="/home/user/SHM-Paper1-1D/manuscript/v4/word/../figures/supplementary/FigS15_lab_influence_line.png" id="72" name="Picture"/>
+                    <pic:cNvPicPr>
+                      <a:picLocks noChangeArrowheads="1" noChangeAspect="1"/>
+                    </pic:cNvPicPr>
+                  </pic:nvPicPr>
+                  <pic:blipFill>
+                    <a:blip r:embed="rId70"/>
+                    <a:stretch>
+                      <a:fillRect/>
+                    </a:stretch>
+                  </pic:blipFill>
+                  <pic:spPr bwMode="auto">
+                    <a:xfrm>
+                      <a:off x="0" y="0"/>
+                      <a:ext cx="5579999" cy="2789999"/>
+                    </a:xfrm>
+                    <a:prstGeom prst="rect">
+                      <a:avLst/>
+                    </a:prstGeom>
+                    <a:noFill/>
+                    <a:ln w="9525">
+                      <a:noFill/>
+                      <a:headEnd/>
+                      <a:tailEnd/>
+                    </a:ln>
+                  </pic:spPr>
+                </pic:pic>
+              </a:graphicData>
+            </a:graphic>
+          </wp:inline>
+        </w:drawing>
+      </w:r>
+    </w:p>
+    <w:p>
+      <w:pPr>
+        <w:pStyle w:val="BodyText"/>
+      </w:pPr>
+      <w:r>
         <w:rPr>
           <w:bCs/>
           <w:b/>
@@ -6032,11 +7327,11 @@
         <w:t xml:space="preserve"> </w:t>
       </w:r>
       <w:r>
-        <w:t xml:space="preserve">Laboratory specimen and measured single-load influence line. [NEED VALUE: author to supply the photographs and figure]</w:t>
+        <w:t xml:space="preserve">Laboratory two-span beam: measured and analytical influence line of the mid-span deflection of the first span for the single 40.64 N load (Table S1).</w:t>
       </w:r>
     </w:p>
-    <w:bookmarkEnd w:id="70"/>
-    <w:bookmarkEnd w:id="71"/>
+    <w:bookmarkEnd w:id="73"/>
+    <w:bookmarkEnd w:id="74"/>
     <w:sectPr>
       <w:footerReference r:id="rId9" w:type="default"/>
       <w:pgSz w:h="16838" w:w="11906"/>

--- a/manuscript/v4/word/Supplementary_Material_v4.docx
+++ b/manuscript/v4/word/Supplementary_Material_v4.docx
@@ -116,7 +116,7 @@
         <w:pStyle w:val="FirstParagraph"/>
       </w:pPr>
       <w:r>
-        <w:t xml:space="preserve">The specimen is a steel hollow square tube on three supports forming two equal spans of 2500 mm; its measured single-load influence line is shown in Fig. S15. Table S1 lists the mid-span deflection of the first span for all three load configurations; the order of the three-load group is the best-fitting order discussed in Section 3.</w:t>
+        <w:t xml:space="preserve">The specimen is a steel hollow square tube on three supports forming two equal spans of 2500 mm; its measured single-load influence line is shown in Fig. S1. Table S1 lists the mid-span deflection of the first span for all three load configurations; the order of the three-load group is the best-fitting order discussed in Section 3.</w:t>
       </w:r>
     </w:p>
     <w:p>
@@ -3695,7 +3695,7 @@
         <w:pStyle w:val="Compact"/>
       </w:pPr>
       <w:r>
-        <w:t xml:space="preserve">GLS weights with the measured Σ: st40 +0.16, st36 −0.35. GLS with Σ estimated from the crossing residuals: error 10.4 % of GVW in sample, 28.4 % out of sample.</w:t>
+        <w:t xml:space="preserve">Day-2 per-crossing SD predicted by the vehicle-free covariance (% of GVW): best single gauge 16.2, worst single gauge 32.5, gauge average 19.8, GLS diagonal Σ 19.4, GLS measured Σ 12.7, zero-sum measured Σ 13.3, zero-sum Σ = identity 16.1.</w:t>
       </w:r>
     </w:p>
     <w:p>
@@ -3707,7 +3707,7 @@
         <w:pStyle w:val="Compact"/>
       </w:pPr>
       <w:r>
-        <w:t xml:space="preserve">Lane B: st36 ratio 0.64 (95 % CI 0.47–0.81). Two-truck runs: 0.92 and 0.92 of the summed single-truck predictions (pooled 95 % CI 0.77–1.06); GLS combination 0.82 (95 % CI 0.73–0.91).</w:t>
+        <w:t xml:space="preserve">Lane B, failing channels: CV 31–40 %, χ² p = 0.016–0.027.</w:t>
       </w:r>
     </w:p>
     <w:p>
@@ -3719,7 +3719,7 @@
         <w:pStyle w:val="Compact"/>
       </w:pPr>
       <w:r>
-        <w:t xml:space="preserve">Gauges: a one-dimensional beam model predicts ch11/ch8 ratios of 0.978–1.003. Ratio of st36 to st40 constants: 3.24 ± 0.56 in lane A against 1.82 ± 0.10 in lane B (± one standard error), about 2.5 standard errors apart.</w:t>
+        <w:t xml:space="preserve">GLS weights with the measured Σ: st40 +0.16, st36 −0.35. GLS with Σ estimated from the crossing residuals: error 10.4 % of GVW in sample, 28.4 % out of sample.</w:t>
       </w:r>
     </w:p>
     <w:p>
@@ -3731,7 +3731,31 @@
         <w:pStyle w:val="Compact"/>
       </w:pPr>
       <w:r>
-        <w:t xml:space="preserve">Beam model (Euler–Bernoulli, parabolic haunch, second moment proportional to h²): r² = 0.79–0.94 against the strain histories; zeros of the uniform-load moment in span 2 at 121.6 m and 190.8 m; strain constant of the gauges 0.69 of the largest on the girder (0.56–0.93 across stiffness laws); cancellation ratio R = 0.51; span 2 contributes about 170 % of the net integral and the adjacent spans −26 % and −66 %.</w:t>
+        <w:t xml:space="preserve">Lane B: st36 ratio 0.64 (95 % CI 0.47–0.81). Two-truck runs: 0.92 and 0.92 of the summed single-truck predictions (pooled 95 % CI 0.77–1.06); GLS combination 0.82 (95 % CI 0.73–0.91).</w:t>
+      </w:r>
+    </w:p>
+    <w:p>
+      <w:pPr>
+        <w:numPr>
+          <w:ilvl w:val="0"/>
+          <w:numId w:val="1001"/>
+        </w:numPr>
+        <w:pStyle w:val="Compact"/>
+      </w:pPr>
+      <w:r>
+        <w:t xml:space="preserve">Gauges: a one-dimensional beam model predicts ch11/ch8 ratios of 0.978–1.003. Ratio of st36 to st40 constants: 3.24 ± 0.56 in lane A against 1.82 ± 0.10 in lane B (± one standard error), about 2.5 standard errors apart.</w:t>
+      </w:r>
+    </w:p>
+    <w:p>
+      <w:pPr>
+        <w:numPr>
+          <w:ilvl w:val="0"/>
+          <w:numId w:val="1001"/>
+        </w:numPr>
+        <w:pStyle w:val="Compact"/>
+      </w:pPr>
+      <w:r>
+        <w:t xml:space="preserve">Beam model (Euler–Bernoulli, parabolic haunch, second moment proportional to h²): r² = 0.79–0.94 against the strain histories; zeros of the uniform-load moment in span 2 at 121.6 m and 190.8 m; strain constant of the gauges 0.69 of the largest on the girder (0.56–0.93 across rigidity laws); cancellation ratio R = 0.51; span 2 contributes about 170 % of the net integral and the adjacent spans −26 % and −66 %.</w:t>
       </w:r>
     </w:p>
     <w:bookmarkEnd w:id="22"/>
@@ -3749,7 +3773,7 @@
         <w:pStyle w:val="FirstParagraph"/>
       </w:pPr>
       <w:r>
-        <w:t xml:space="preserve">The one-dimensional beam model of the five-span girder (Euler–Bernoulli, parabolic haunch) is described in Section 4.2 and in the notes of S3. Fig. S3 shows its observability along the girder, and Fig. S4 the synthetic records of the dataset authors processed with the same integration.</w:t>
+        <w:t xml:space="preserve">The one-dimensional beam model of the five-span girder (Euler–Bernoulli, parabolic haunch) is described in Section 4.2 and in the notes of S3. Fig. S4 shows its observability along the girder, and Fig. S5 the synthetic records of the dataset authors processed with the same integration.</w:t>
       </w:r>
     </w:p>
     <w:bookmarkEnd w:id="23"/>
@@ -3767,7 +3791,7 @@
         <w:pStyle w:val="FirstParagraph"/>
       </w:pPr>
       <w:r>
-        <w:t xml:space="preserve">Figs. S5 and S6 map the strain indicator</w:t>
+        <w:t xml:space="preserve">Figs. S6 and S7 map the strain indicator</w:t>
       </w:r>
       <w:r>
         <w:t xml:space="preserve"> </w:t>
@@ -3808,7 +3832,7 @@
         <w:pStyle w:val="FirstParagraph"/>
       </w:pPr>
       <w:r>
-        <w:t xml:space="preserve">Fig. S7 shows the extremes of the uniform-load response</w:t>
+        <w:t xml:space="preserve">Fig. S8 shows the extremes of the uniform-load response</w:t>
       </w:r>
       <w:r>
         <w:t xml:space="preserve"> </w:t>
@@ -3835,7 +3859,19 @@
         <w:t xml:space="preserve"> </w:t>
       </w:r>
       <w:r>
-        <w:t xml:space="preserve">that the placement rule of Section 2.4 selects. Fig. S8 gives the Monte Carlo verification of Eqs. (13) and (14), and Fig. S9 the structure-aware weighting functions of Appendix B.</w:t>
+        <w:t xml:space="preserve">that the placement rule of Section 2.4 selects. Fig. S9 gives the Monte Carlo verification of Eqs. (13) and (14), and Fig. S10 the structure-aware weighting functions of Appendix B.</w:t>
+      </w:r>
+    </w:p>
+    <w:p>
+      <w:pPr>
+        <w:numPr>
+          <w:ilvl w:val="0"/>
+          <w:numId w:val="1002"/>
+        </w:numPr>
+        <w:pStyle w:val="Compact"/>
+      </w:pPr>
+      <w:r>
+        <w:t xml:space="preserve">Placement (Section 2.4): verified by a brute-force search over 96 cases and a Monte Carlo study with 10⁵ random axle configurations per case; white-noise to offset ratio σ²Δx/(δ₀²L_tot) ≈ 5 × 10⁻⁶ at σ = 0.01 mm, δ₀ = 0.1 mm, Δx = 0.1 m, L_tot = 220 m.</w:t>
       </w:r>
     </w:p>
     <w:bookmarkEnd w:id="25"/>
@@ -4076,67 +4112,31 @@
       <w:pPr>
         <w:numPr>
           <w:ilvl w:val="0"/>
-          <w:numId w:val="1002"/>
+          <w:numId w:val="1003"/>
         </w:numPr>
         <w:pStyle w:val="Compact"/>
       </w:pPr>
       <w:r>
-        <w:t xml:space="preserve">Placement (Section 2.4): verified by a brute-force search over 96 cases and a Monte Carlo study with 10⁵ random axle configurations per case; white-noise to offset ratio σ²Δx/(δ₀²L_tot) ≈ 5 × 10⁻⁶ at σ = 0.01 mm, δ₀ = 0.1 mm, Δx = 0.1 m, L_tot = 220 m.</w:t>
+        <w:t xml:space="preserve">Cầu Mây design sections: depth 2.40 m (mid-span) to 5.40 m (piers), second moments 5.482 m⁴ and 59.61 m⁴, E_c = 36 057 MPa. Model-form variants: L_v = 40 and 45 m (base 44 m), exponents 2.5 and 3.2 (base 2.943), rigid pier zone ±1.5 m.</w:t>
       </w:r>
     </w:p>
     <w:p>
       <w:pPr>
         <w:numPr>
           <w:ilvl w:val="0"/>
-          <w:numId w:val="1002"/>
+          <w:numId w:val="1003"/>
         </w:numPr>
         <w:pStyle w:val="Compact"/>
       </w:pPr>
       <w:r>
-        <w:t xml:space="preserve">Day-2 per-crossing SD predicted by the vehicle-free covariance (% of GVW): best single gauge 16.2, worst single gauge 32.5, gauge average 19.8, GLS diagonal Σ 19.4, GLS measured Σ 12.7, zero-sum measured Σ 13.3, zero-sum Σ = identity 16.1.</w:t>
+        <w:t xml:space="preserve">Misfit ratio r₈₇: 1.126 at κ = 10⁷ kN m/rad, minimum 1.058 at κ = 1.68 × 10⁸ kN m/rad (calibration B), 1.091 for fixed piers.</w:t>
       </w:r>
     </w:p>
     <w:p>
       <w:pPr>
         <w:numPr>
           <w:ilvl w:val="0"/>
-          <w:numId w:val="1002"/>
-        </w:numPr>
-        <w:pStyle w:val="Compact"/>
-      </w:pPr>
-      <w:r>
-        <w:t xml:space="preserve">Lane B, failing channels: CV 31–40 %, χ² p = 0.016–0.027.</w:t>
-      </w:r>
-    </w:p>
-    <w:p>
-      <w:pPr>
-        <w:numPr>
-          <w:ilvl w:val="0"/>
-          <w:numId w:val="1002"/>
-        </w:numPr>
-        <w:pStyle w:val="Compact"/>
-      </w:pPr>
-      <w:r>
-        <w:t xml:space="preserve">Cầu Mây design sections: depth 2.40 m (mid-span) to 5.40 m (piers), second moments 5.482 m⁴ and 59.61 m⁴, E_c = 36 057 MPa. Model-form variants: L_v = 40 and 45 m (base 44 m), exponents 2.5 and 3.2 (base 2.943), rigid pier zone ±1.5 m.</w:t>
-      </w:r>
-    </w:p>
-    <w:p>
-      <w:pPr>
-        <w:numPr>
-          <w:ilvl w:val="0"/>
-          <w:numId w:val="1002"/>
-        </w:numPr>
-        <w:pStyle w:val="Compact"/>
-      </w:pPr>
-      <w:r>
-        <w:t xml:space="preserve">Misfit ratio r₈₇: 1.126 at κ = 10⁷ kN m/rad, minimum 1.058 at κ = 1.68 × 10⁸ kN m/rad (calibration B), 1.091 for fixed piers.</w:t>
-      </w:r>
-    </w:p>
-    <w:p>
-      <w:pPr>
-        <w:numPr>
-          <w:ilvl w:val="0"/>
-          <w:numId w:val="1002"/>
+          <w:numId w:val="1003"/>
         </w:numPr>
         <w:pStyle w:val="Compact"/>
       </w:pPr>
@@ -5729,7 +5729,7 @@
               <w:jc w:val="left"/>
             </w:pPr>
             <w:r>
-              <w:t xml:space="preserve">N6 (side span, 55 m)</w:t>
+              <w:t xml:space="preserve">Side span T5–T6 (55 m)</w:t>
             </w:r>
           </w:p>
         </w:tc>
@@ -5755,7 +5755,7 @@
               <w:jc w:val="left"/>
             </w:pPr>
             <w:r>
-              <w:t xml:space="preserve">N7 (main span, 90 m)</w:t>
+              <w:t xml:space="preserve">Main span T6–T7 (90 m)</w:t>
             </w:r>
           </w:p>
         </w:tc>
@@ -5781,7 +5781,7 @@
               <w:jc w:val="left"/>
             </w:pPr>
             <w:r>
-              <w:t xml:space="preserve">N8 (side span, 55 m)</w:t>
+              <w:t xml:space="preserve">Side span T7–T8 (55 m)</w:t>
             </w:r>
           </w:p>
         </w:tc>
@@ -5804,7 +5804,7 @@
         <w:pStyle w:val="BodyText"/>
       </w:pPr>
       <w:r>
-        <w:t xml:space="preserve">Fig. S10 shows the predicted vertical frequencies against the scaled pier stiffness κ, Fig. S11 the static misfit over the plane of α and k, and Fig. S12 the closed-form Möbius law of Eq. (15) against FE.</w:t>
+        <w:t xml:space="preserve">Fig. S11 shows the predicted vertical frequencies against the scaled pier stiffness κ, Fig. S12 the static misfit over the plane of α and k, and Fig. S13 the closed-form Möbius law of Eq. (15) against FE.</w:t>
       </w:r>
     </w:p>
     <w:p>
@@ -5888,7 +5888,7 @@
         <w:pStyle w:val="BodyText"/>
       </w:pPr>
       <w:r>
-        <w:t xml:space="preserve">Figs. S13 and S14 show the deflection records of two simply supported bridges tested by the authors, which illustrate the baseline handling and the low-pass filtering recommended in Section 7.</w:t>
+        <w:t xml:space="preserve">Figs. S14 and S15 show the deflection records of two simply supported bridges tested by the authors, which illustrate the baseline handling and the low-pass filtering recommended in Section 7.</w:t>
       </w:r>
     </w:p>
     <w:bookmarkEnd w:id="27"/>
@@ -6218,20 +6218,85 @@
       <w:r>
         <w:drawing>
           <wp:inline>
-            <wp:extent cx="5579999" cy="2557499"/>
+            <wp:extent cx="5579999" cy="2789999"/>
             <wp:effectExtent b="0" l="0" r="0" t="0"/>
             <wp:docPr descr="" title="" id="29" name="Picture"/>
             <a:graphic>
               <a:graphicData uri="http://schemas.openxmlformats.org/drawingml/2006/picture">
                 <pic:pic>
                   <pic:nvPicPr>
-                    <pic:cNvPr descr="/home/user/SHM-Paper1-1D/manuscript/v4/word/../figures/supplementary/FigS1_norbwim_noise_correlation.png" id="30" name="Picture"/>
+                    <pic:cNvPr descr="/home/user/SHM-Paper1-1D/manuscript/v4/word/../figures/supplementary/FigS1_lab_influence_line.png" id="30" name="Picture"/>
                     <pic:cNvPicPr>
                       <a:picLocks noChangeArrowheads="1" noChangeAspect="1"/>
                     </pic:cNvPicPr>
                   </pic:nvPicPr>
                   <pic:blipFill>
                     <a:blip r:embed="rId28"/>
+                    <a:stretch>
+                      <a:fillRect/>
+                    </a:stretch>
+                  </pic:blipFill>
+                  <pic:spPr bwMode="auto">
+                    <a:xfrm>
+                      <a:off x="0" y="0"/>
+                      <a:ext cx="5579999" cy="2789999"/>
+                    </a:xfrm>
+                    <a:prstGeom prst="rect">
+                      <a:avLst/>
+                    </a:prstGeom>
+                    <a:noFill/>
+                    <a:ln w="9525">
+                      <a:noFill/>
+                      <a:headEnd/>
+                      <a:tailEnd/>
+                    </a:ln>
+                  </pic:spPr>
+                </pic:pic>
+              </a:graphicData>
+            </a:graphic>
+          </wp:inline>
+        </w:drawing>
+      </w:r>
+    </w:p>
+    <w:p>
+      <w:pPr>
+        <w:pStyle w:val="BodyText"/>
+      </w:pPr>
+      <w:r>
+        <w:rPr>
+          <w:bCs/>
+          <w:b/>
+        </w:rPr>
+        <w:t xml:space="preserve">Fig. S1.</w:t>
+      </w:r>
+      <w:r>
+        <w:t xml:space="preserve"> </w:t>
+      </w:r>
+      <w:r>
+        <w:t xml:space="preserve">Laboratory two-span beam: measured and analytical influence line of the mid-span deflection of the first span for the single 40.64 N load (Table S1).</w:t>
+      </w:r>
+    </w:p>
+    <w:p>
+      <w:pPr>
+        <w:pStyle w:val="BodyText"/>
+      </w:pPr>
+      <w:r>
+        <w:drawing>
+          <wp:inline>
+            <wp:extent cx="5579999" cy="2557499"/>
+            <wp:effectExtent b="0" l="0" r="0" t="0"/>
+            <wp:docPr descr="" title="" id="32" name="Picture"/>
+            <a:graphic>
+              <a:graphicData uri="http://schemas.openxmlformats.org/drawingml/2006/picture">
+                <pic:pic>
+                  <pic:nvPicPr>
+                    <pic:cNvPr descr="/home/user/SHM-Paper1-1D/manuscript/v4/word/../figures/supplementary/FigS2_norbwim_noise_correlation.png" id="33" name="Picture"/>
+                    <pic:cNvPicPr>
+                      <a:picLocks noChangeArrowheads="1" noChangeAspect="1"/>
+                    </pic:cNvPicPr>
+                  </pic:nvPicPr>
+                  <pic:blipFill>
+                    <a:blip r:embed="rId31"/>
                     <a:stretch>
                       <a:fillRect/>
                     </a:stretch>
@@ -6267,7 +6332,7 @@
           <w:bCs/>
           <w:b/>
         </w:rPr>
-        <w:t xml:space="preserve">Fig. S1.</w:t>
+        <w:t xml:space="preserve">Fig. S2.</w:t>
       </w:r>
       <w:r>
         <w:t xml:space="preserve"> </w:t>
@@ -6285,18 +6350,18 @@
           <wp:inline>
             <wp:extent cx="5579999" cy="2014999"/>
             <wp:effectExtent b="0" l="0" r="0" t="0"/>
-            <wp:docPr descr="" title="" id="32" name="Picture"/>
+            <wp:docPr descr="" title="" id="35" name="Picture"/>
             <a:graphic>
               <a:graphicData uri="http://schemas.openxmlformats.org/drawingml/2006/picture">
                 <pic:pic>
                   <pic:nvPicPr>
-                    <pic:cNvPr descr="/home/user/SHM-Paper1-1D/manuscript/v4/word/../figures/supplementary/FigS2_norbwim_speed.png" id="33" name="Picture"/>
+                    <pic:cNvPr descr="/home/user/SHM-Paper1-1D/manuscript/v4/word/../figures/supplementary/FigS3_norbwim_speed.png" id="36" name="Picture"/>
                     <pic:cNvPicPr>
                       <a:picLocks noChangeArrowheads="1" noChangeAspect="1"/>
                     </pic:cNvPicPr>
                   </pic:nvPicPr>
                   <pic:blipFill>
-                    <a:blip r:embed="rId31"/>
+                    <a:blip r:embed="rId34"/>
                     <a:stretch>
                       <a:fillRect/>
                     </a:stretch>
@@ -6332,7 +6397,7 @@
           <w:bCs/>
           <w:b/>
         </w:rPr>
-        <w:t xml:space="preserve">Fig. S2.</w:t>
+        <w:t xml:space="preserve">Fig. S3.</w:t>
       </w:r>
       <w:r>
         <w:t xml:space="preserve"> </w:t>
@@ -6350,18 +6415,18 @@
           <wp:inline>
             <wp:extent cx="5579999" cy="5889999"/>
             <wp:effectExtent b="0" l="0" r="0" t="0"/>
-            <wp:docPr descr="" title="" id="35" name="Picture"/>
+            <wp:docPr descr="" title="" id="38" name="Picture"/>
             <a:graphic>
               <a:graphicData uri="http://schemas.openxmlformats.org/drawingml/2006/picture">
                 <pic:pic>
                   <pic:nvPicPr>
-                    <pic:cNvPr descr="/home/user/SHM-Paper1-1D/manuscript/v4/word/../figures/supplementary/FigS3_norbwim_beam_observability.png" id="36" name="Picture"/>
+                    <pic:cNvPr descr="/home/user/SHM-Paper1-1D/manuscript/v4/word/../figures/supplementary/FigS4_norbwim_beam_observability.png" id="39" name="Picture"/>
                     <pic:cNvPicPr>
                       <a:picLocks noChangeArrowheads="1" noChangeAspect="1"/>
                     </pic:cNvPicPr>
                   </pic:nvPicPr>
                   <pic:blipFill>
-                    <a:blip r:embed="rId34"/>
+                    <a:blip r:embed="rId37"/>
                     <a:stretch>
                       <a:fillRect/>
                     </a:stretch>
@@ -6397,7 +6462,7 @@
           <w:bCs/>
           <w:b/>
         </w:rPr>
-        <w:t xml:space="preserve">Fig. S3.</w:t>
+        <w:t xml:space="preserve">Fig. S4.</w:t>
       </w:r>
       <w:r>
         <w:t xml:space="preserve"> </w:t>
@@ -6415,18 +6480,18 @@
           <wp:inline>
             <wp:extent cx="5579999" cy="2169999"/>
             <wp:effectExtent b="0" l="0" r="0" t="0"/>
-            <wp:docPr descr="" title="" id="38" name="Picture"/>
+            <wp:docPr descr="" title="" id="41" name="Picture"/>
             <a:graphic>
               <a:graphicData uri="http://schemas.openxmlformats.org/drawingml/2006/picture">
                 <pic:pic>
                   <pic:nvPicPr>
-                    <pic:cNvPr descr="/home/user/SHM-Paper1-1D/manuscript/v4/word/../figures/supplementary/FigS4_veb_synthetic.png" id="39" name="Picture"/>
+                    <pic:cNvPr descr="/home/user/SHM-Paper1-1D/manuscript/v4/word/../figures/supplementary/FigS5_veb_synthetic.png" id="42" name="Picture"/>
                     <pic:cNvPicPr>
                       <a:picLocks noChangeArrowheads="1" noChangeAspect="1"/>
                     </pic:cNvPicPr>
                   </pic:nvPicPr>
                   <pic:blipFill>
-                    <a:blip r:embed="rId37"/>
+                    <a:blip r:embed="rId40"/>
                     <a:stretch>
                       <a:fillRect/>
                     </a:stretch>
@@ -6462,7 +6527,7 @@
           <w:bCs/>
           <w:b/>
         </w:rPr>
-        <w:t xml:space="preserve">Fig. S4.</w:t>
+        <w:t xml:space="preserve">Fig. S5.</w:t>
       </w:r>
       <w:r>
         <w:t xml:space="preserve"> </w:t>
@@ -6480,18 +6545,18 @@
           <wp:inline>
             <wp:extent cx="5579999" cy="2243094"/>
             <wp:effectExtent b="0" l="0" r="0" t="0"/>
-            <wp:docPr descr="" title="" id="41" name="Picture"/>
+            <wp:docPr descr="" title="" id="44" name="Picture"/>
             <a:graphic>
               <a:graphicData uri="http://schemas.openxmlformats.org/drawingml/2006/picture">
                 <pic:pic>
                   <pic:nvPicPr>
-                    <pic:cNvPr descr="/home/user/SHM-Paper1-1D/manuscript/v4/word/../figures/supplementary/FigS5_strain_map_2span.png" id="42" name="Picture"/>
+                    <pic:cNvPr descr="/home/user/SHM-Paper1-1D/manuscript/v4/word/../figures/supplementary/FigS6_strain_map_2span.png" id="45" name="Picture"/>
                     <pic:cNvPicPr>
                       <a:picLocks noChangeArrowheads="1" noChangeAspect="1"/>
                     </pic:cNvPicPr>
                   </pic:nvPicPr>
                   <pic:blipFill>
-                    <a:blip r:embed="rId40"/>
+                    <a:blip r:embed="rId43"/>
                     <a:stretch>
                       <a:fillRect/>
                     </a:stretch>
@@ -6527,7 +6592,7 @@
           <w:bCs/>
           <w:b/>
         </w:rPr>
-        <w:t xml:space="preserve">Fig. S5.</w:t>
+        <w:t xml:space="preserve">Fig. S6.</w:t>
       </w:r>
       <w:r>
         <w:t xml:space="preserve"> </w:t>
@@ -6590,18 +6655,18 @@
           <wp:inline>
             <wp:extent cx="5579999" cy="2270603"/>
             <wp:effectExtent b="0" l="0" r="0" t="0"/>
-            <wp:docPr descr="" title="" id="44" name="Picture"/>
+            <wp:docPr descr="" title="" id="47" name="Picture"/>
             <a:graphic>
               <a:graphicData uri="http://schemas.openxmlformats.org/drawingml/2006/picture">
                 <pic:pic>
                   <pic:nvPicPr>
-                    <pic:cNvPr descr="/home/user/SHM-Paper1-1D/manuscript/v4/word/../figures/supplementary/FigS6_strain_map_3span.png" id="45" name="Picture"/>
+                    <pic:cNvPr descr="/home/user/SHM-Paper1-1D/manuscript/v4/word/../figures/supplementary/FigS7_strain_map_3span.png" id="48" name="Picture"/>
                     <pic:cNvPicPr>
                       <a:picLocks noChangeArrowheads="1" noChangeAspect="1"/>
                     </pic:cNvPicPr>
                   </pic:nvPicPr>
                   <pic:blipFill>
-                    <a:blip r:embed="rId43"/>
+                    <a:blip r:embed="rId46"/>
                     <a:stretch>
                       <a:fillRect/>
                     </a:stretch>
@@ -6637,7 +6702,7 @@
           <w:bCs/>
           <w:b/>
         </w:rPr>
-        <w:t xml:space="preserve">Fig. S6.</w:t>
+        <w:t xml:space="preserve">Fig. S7.</w:t>
       </w:r>
       <w:r>
         <w:t xml:space="preserve"> </w:t>
@@ -6689,18 +6754,18 @@
           <wp:inline>
             <wp:extent cx="5579999" cy="3028341"/>
             <wp:effectExtent b="0" l="0" r="0" t="0"/>
-            <wp:docPr descr="" title="" id="47" name="Picture"/>
+            <wp:docPr descr="" title="" id="50" name="Picture"/>
             <a:graphic>
               <a:graphicData uri="http://schemas.openxmlformats.org/drawingml/2006/picture">
                 <pic:pic>
                   <pic:nvPicPr>
-                    <pic:cNvPr descr="/home/user/SHM-Paper1-1D/manuscript/v4/word/../figures/supplementary/FigS7_Cx_extremes.png" id="48" name="Picture"/>
+                    <pic:cNvPr descr="/home/user/SHM-Paper1-1D/manuscript/v4/word/../figures/supplementary/FigS8_Cx_extremes.png" id="51" name="Picture"/>
                     <pic:cNvPicPr>
                       <a:picLocks noChangeArrowheads="1" noChangeAspect="1"/>
                     </pic:cNvPicPr>
                   </pic:nvPicPr>
                   <pic:blipFill>
-                    <a:blip r:embed="rId46"/>
+                    <a:blip r:embed="rId49"/>
                     <a:stretch>
                       <a:fillRect/>
                     </a:stretch>
@@ -6736,7 +6801,7 @@
           <w:bCs/>
           <w:b/>
         </w:rPr>
-        <w:t xml:space="preserve">Fig. S7.</w:t>
+        <w:t xml:space="preserve">Fig. S8.</w:t>
       </w:r>
       <w:r>
         <w:t xml:space="preserve"> </w:t>
@@ -6781,18 +6846,18 @@
           <wp:inline>
             <wp:extent cx="5579999" cy="1835887"/>
             <wp:effectExtent b="0" l="0" r="0" t="0"/>
-            <wp:docPr descr="" title="" id="50" name="Picture"/>
+            <wp:docPr descr="" title="" id="53" name="Picture"/>
             <a:graphic>
               <a:graphicData uri="http://schemas.openxmlformats.org/drawingml/2006/picture">
                 <pic:pic>
                   <pic:nvPicPr>
-                    <pic:cNvPr descr="/home/user/SHM-Paper1-1D/manuscript/v4/word/../figures/supplementary/FigS8_multichannel_montecarlo.png" id="51" name="Picture"/>
+                    <pic:cNvPr descr="/home/user/SHM-Paper1-1D/manuscript/v4/word/../figures/supplementary/FigS9_multichannel_montecarlo.png" id="54" name="Picture"/>
                     <pic:cNvPicPr>
                       <a:picLocks noChangeArrowheads="1" noChangeAspect="1"/>
                     </pic:cNvPicPr>
                   </pic:nvPicPr>
                   <pic:blipFill>
-                    <a:blip r:embed="rId49"/>
+                    <a:blip r:embed="rId52"/>
                     <a:stretch>
                       <a:fillRect/>
                     </a:stretch>
@@ -6828,7 +6893,7 @@
           <w:bCs/>
           <w:b/>
         </w:rPr>
-        <w:t xml:space="preserve">Fig. S8.</w:t>
+        <w:t xml:space="preserve">Fig. S9.</w:t>
       </w:r>
       <w:r>
         <w:t xml:space="preserve"> </w:t>
@@ -6846,18 +6911,18 @@
           <wp:inline>
             <wp:extent cx="5579999" cy="1935169"/>
             <wp:effectExtent b="0" l="0" r="0" t="0"/>
-            <wp:docPr descr="" title="" id="53" name="Picture"/>
+            <wp:docPr descr="" title="" id="56" name="Picture"/>
             <a:graphic>
               <a:graphicData uri="http://schemas.openxmlformats.org/drawingml/2006/picture">
                 <pic:pic>
                   <pic:nvPicPr>
-                    <pic:cNvPr descr="/home/user/SHM-Paper1-1D/manuscript/v4/word/../figures/supplementary/FigS9_structure_aware_weights.png" id="54" name="Picture"/>
+                    <pic:cNvPr descr="/home/user/SHM-Paper1-1D/manuscript/v4/word/../figures/supplementary/FigS10_structure_aware_weights.png" id="57" name="Picture"/>
                     <pic:cNvPicPr>
                       <a:picLocks noChangeArrowheads="1" noChangeAspect="1"/>
                     </pic:cNvPicPr>
                   </pic:nvPicPr>
                   <pic:blipFill>
-                    <a:blip r:embed="rId52"/>
+                    <a:blip r:embed="rId55"/>
                     <a:stretch>
                       <a:fillRect/>
                     </a:stretch>
@@ -6893,13 +6958,13 @@
           <w:bCs/>
           <w:b/>
         </w:rPr>
-        <w:t xml:space="preserve">Fig. S9.</w:t>
+        <w:t xml:space="preserve">Fig. S10.</w:t>
       </w:r>
       <w:r>
         <w:t xml:space="preserve"> </w:t>
       </w:r>
       <w:r>
-        <w:t xml:space="preserve">Structure-aware weighting functions for two equal spans (Appendix B): (a) weighting functions along the record, (b) white-noise variance relative to uniform weighting against the range of entry shift, (c) configuration-dependent error under a stiffness error in the adjacent span.</w:t>
+        <w:t xml:space="preserve">Structure-aware weighting functions for two equal spans (Appendix B): (a) weighting functions along the record, (b) white-noise variance relative to uniform weighting against the range of entry shift, (c) configuration-dependent error under a rigidity error in the adjacent span.</w:t>
       </w:r>
     </w:p>
     <w:p>
@@ -6911,18 +6976,18 @@
           <wp:inline>
             <wp:extent cx="5579999" cy="2964374"/>
             <wp:effectExtent b="0" l="0" r="0" t="0"/>
-            <wp:docPr descr="" title="" id="56" name="Picture"/>
+            <wp:docPr descr="" title="" id="59" name="Picture"/>
             <a:graphic>
               <a:graphicData uri="http://schemas.openxmlformats.org/drawingml/2006/picture">
                 <pic:pic>
                   <pic:nvPicPr>
-                    <pic:cNvPr descr="/home/user/SHM-Paper1-1D/manuscript/v4/word/../figures/supplementary/FigS10_caumay_freq_vs_kappa.png" id="57" name="Picture"/>
+                    <pic:cNvPr descr="/home/user/SHM-Paper1-1D/manuscript/v4/word/../figures/supplementary/FigS11_caumay_freq_vs_kappa.png" id="60" name="Picture"/>
                     <pic:cNvPicPr>
                       <a:picLocks noChangeArrowheads="1" noChangeAspect="1"/>
                     </pic:cNvPicPr>
                   </pic:nvPicPr>
                   <pic:blipFill>
-                    <a:blip r:embed="rId55"/>
+                    <a:blip r:embed="rId58"/>
                     <a:stretch>
                       <a:fillRect/>
                     </a:stretch>
@@ -6958,7 +7023,7 @@
           <w:bCs/>
           <w:b/>
         </w:rPr>
-        <w:t xml:space="preserve">Fig. S10.</w:t>
+        <w:t xml:space="preserve">Fig. S11.</w:t>
       </w:r>
       <w:r>
         <w:t xml:space="preserve"> </w:t>
@@ -6976,18 +7041,18 @@
           <wp:inline>
             <wp:extent cx="5579999" cy="3938823"/>
             <wp:effectExtent b="0" l="0" r="0" t="0"/>
-            <wp:docPr descr="" title="" id="59" name="Picture"/>
+            <wp:docPr descr="" title="" id="62" name="Picture"/>
             <a:graphic>
               <a:graphicData uri="http://schemas.openxmlformats.org/drawingml/2006/picture">
                 <pic:pic>
                   <pic:nvPicPr>
-                    <pic:cNvPr descr="/home/user/SHM-Paper1-1D/manuscript/v4/word/../figures/supplementary/FigS11_caumay_alpha_k_map.png" id="60" name="Picture"/>
+                    <pic:cNvPr descr="/home/user/SHM-Paper1-1D/manuscript/v4/word/../figures/supplementary/FigS12_caumay_alpha_k_map.png" id="63" name="Picture"/>
                     <pic:cNvPicPr>
                       <a:picLocks noChangeArrowheads="1" noChangeAspect="1"/>
                     </pic:cNvPicPr>
                   </pic:nvPicPr>
                   <pic:blipFill>
-                    <a:blip r:embed="rId58"/>
+                    <a:blip r:embed="rId61"/>
                     <a:stretch>
                       <a:fillRect/>
                     </a:stretch>
@@ -7023,7 +7088,7 @@
           <w:bCs/>
           <w:b/>
         </w:rPr>
-        <w:t xml:space="preserve">Fig. S11.</w:t>
+        <w:t xml:space="preserve">Fig. S12.</w:t>
       </w:r>
       <w:r>
         <w:t xml:space="preserve"> </w:t>
@@ -7041,18 +7106,18 @@
           <wp:inline>
             <wp:extent cx="5579999" cy="2247499"/>
             <wp:effectExtent b="0" l="0" r="0" t="0"/>
-            <wp:docPr descr="" title="" id="62" name="Picture"/>
+            <wp:docPr descr="" title="" id="65" name="Picture"/>
             <a:graphic>
               <a:graphicData uri="http://schemas.openxmlformats.org/drawingml/2006/picture">
                 <pic:pic>
                   <pic:nvPicPr>
-                    <pic:cNvPr descr="/home/user/SHM-Paper1-1D/manuscript/v4/word/../figures/supplementary/FigS12_mobius_closedform.png" id="63" name="Picture"/>
+                    <pic:cNvPr descr="/home/user/SHM-Paper1-1D/manuscript/v4/word/../figures/supplementary/FigS13_mobius_closedform.png" id="66" name="Picture"/>
                     <pic:cNvPicPr>
                       <a:picLocks noChangeArrowheads="1" noChangeAspect="1"/>
                     </pic:cNvPicPr>
                   </pic:nvPicPr>
                   <pic:blipFill>
-                    <a:blip r:embed="rId61"/>
+                    <a:blip r:embed="rId64"/>
                     <a:stretch>
                       <a:fillRect/>
                     </a:stretch>
@@ -7088,7 +7153,7 @@
           <w:bCs/>
           <w:b/>
         </w:rPr>
-        <w:t xml:space="preserve">Fig. S12.</w:t>
+        <w:t xml:space="preserve">Fig. S13.</w:t>
       </w:r>
       <w:r>
         <w:t xml:space="preserve"> </w:t>
@@ -7144,18 +7209,18 @@
           <wp:inline>
             <wp:extent cx="5579999" cy="2049877"/>
             <wp:effectExtent b="0" l="0" r="0" t="0"/>
-            <wp:docPr descr="" title="" id="65" name="Picture"/>
+            <wp:docPr descr="" title="" id="68" name="Picture"/>
             <a:graphic>
               <a:graphicData uri="http://schemas.openxmlformats.org/drawingml/2006/picture">
                 <pic:pic>
                   <pic:nvPicPr>
-                    <pic:cNvPr descr="/home/user/SHM-Paper1-1D/manuscript/v4/word/../figures/supplementary/FigS13_giecuc_phuongdo_baseline.png" id="66" name="Picture"/>
+                    <pic:cNvPr descr="/home/user/SHM-Paper1-1D/manuscript/v4/word/../figures/supplementary/FigS14_giecuc_phuongdo_baseline.png" id="69" name="Picture"/>
                     <pic:cNvPicPr>
                       <a:picLocks noChangeArrowheads="1" noChangeAspect="1"/>
                     </pic:cNvPicPr>
                   </pic:nvPicPr>
                   <pic:blipFill>
-                    <a:blip r:embed="rId64"/>
+                    <a:blip r:embed="rId67"/>
                     <a:stretch>
                       <a:fillRect/>
                     </a:stretch>
@@ -7191,7 +7256,7 @@
           <w:bCs/>
           <w:b/>
         </w:rPr>
-        <w:t xml:space="preserve">Fig. S13.</w:t>
+        <w:t xml:space="preserve">Fig. S14.</w:t>
       </w:r>
       <w:r>
         <w:t xml:space="preserve"> </w:t>
@@ -7209,18 +7274,18 @@
           <wp:inline>
             <wp:extent cx="5579999" cy="5299194"/>
             <wp:effectExtent b="0" l="0" r="0" t="0"/>
-            <wp:docPr descr="" title="" id="68" name="Picture"/>
+            <wp:docPr descr="" title="" id="71" name="Picture"/>
             <a:graphic>
               <a:graphicData uri="http://schemas.openxmlformats.org/drawingml/2006/picture">
                 <pic:pic>
                   <pic:nvPicPr>
-                    <pic:cNvPr descr="/home/user/SHM-Paper1-1D/manuscript/v4/word/../figures/supplementary/FigS14_giecuc_phuongdo_lowpass.png" id="69" name="Picture"/>
+                    <pic:cNvPr descr="/home/user/SHM-Paper1-1D/manuscript/v4/word/../figures/supplementary/FigS15_giecuc_phuongdo_lowpass.png" id="72" name="Picture"/>
                     <pic:cNvPicPr>
                       <a:picLocks noChangeArrowheads="1" noChangeAspect="1"/>
                     </pic:cNvPicPr>
                   </pic:nvPicPr>
                   <pic:blipFill>
-                    <a:blip r:embed="rId67"/>
+                    <a:blip r:embed="rId70"/>
                     <a:stretch>
                       <a:fillRect/>
                     </a:stretch>
@@ -7256,78 +7321,13 @@
           <w:bCs/>
           <w:b/>
         </w:rPr>
-        <w:t xml:space="preserve">Fig. S14.</w:t>
+        <w:t xml:space="preserve">Fig. S15.</w:t>
       </w:r>
       <w:r>
         <w:t xml:space="preserve"> </w:t>
       </w:r>
       <w:r>
         <w:t xml:space="preserve">The same records: (a) deflection relative to the linear baseline, unfiltered and low-pass filtered at 2 Hz; (b) dynamic residual removed by the low-pass filter.</w:t>
-      </w:r>
-    </w:p>
-    <w:p>
-      <w:pPr>
-        <w:pStyle w:val="BodyText"/>
-      </w:pPr>
-      <w:r>
-        <w:drawing>
-          <wp:inline>
-            <wp:extent cx="5579999" cy="2789999"/>
-            <wp:effectExtent b="0" l="0" r="0" t="0"/>
-            <wp:docPr descr="" title="" id="71" name="Picture"/>
-            <a:graphic>
-              <a:graphicData uri="http://schemas.openxmlformats.org/drawingml/2006/picture">
-                <pic:pic>
-                  <pic:nvPicPr>
-                    <pic:cNvPr descr="/home/user/SHM-Paper1-1D/manuscript/v4/word/../figures/supplementary/FigS15_lab_influence_line.png" id="72" name="Picture"/>
-                    <pic:cNvPicPr>
-                      <a:picLocks noChangeArrowheads="1" noChangeAspect="1"/>
-                    </pic:cNvPicPr>
-                  </pic:nvPicPr>
-                  <pic:blipFill>
-                    <a:blip r:embed="rId70"/>
-                    <a:stretch>
-                      <a:fillRect/>
-                    </a:stretch>
-                  </pic:blipFill>
-                  <pic:spPr bwMode="auto">
-                    <a:xfrm>
-                      <a:off x="0" y="0"/>
-                      <a:ext cx="5579999" cy="2789999"/>
-                    </a:xfrm>
-                    <a:prstGeom prst="rect">
-                      <a:avLst/>
-                    </a:prstGeom>
-                    <a:noFill/>
-                    <a:ln w="9525">
-                      <a:noFill/>
-                      <a:headEnd/>
-                      <a:tailEnd/>
-                    </a:ln>
-                  </pic:spPr>
-                </pic:pic>
-              </a:graphicData>
-            </a:graphic>
-          </wp:inline>
-        </w:drawing>
-      </w:r>
-    </w:p>
-    <w:p>
-      <w:pPr>
-        <w:pStyle w:val="BodyText"/>
-      </w:pPr>
-      <w:r>
-        <w:rPr>
-          <w:bCs/>
-          <w:b/>
-        </w:rPr>
-        <w:t xml:space="preserve">Fig. S15.</w:t>
-      </w:r>
-      <w:r>
-        <w:t xml:space="preserve"> </w:t>
-      </w:r>
-      <w:r>
-        <w:t xml:space="preserve">Laboratory two-span beam: measured and analytical influence line of the mid-span deflection of the first span for the single 40.64 N load (Table S1).</w:t>
       </w:r>
     </w:p>
     <w:bookmarkEnd w:id="73"/>
@@ -7542,6 +7542,9 @@
     <w:abstractNumId w:val="991"/>
   </w:num>
   <w:num w:numId="1002">
+    <w:abstractNumId w:val="991"/>
+  </w:num>
+  <w:num w:numId="1003">
     <w:abstractNumId w:val="991"/>
   </w:num>
 </w:numbering>

--- a/manuscript/v4/word/Supplementary_Material_v4.docx
+++ b/manuscript/v4/word/Supplementary_Material_v4.docx
@@ -4574,7 +4574,7 @@
         <w:t xml:space="preserve"> </w:t>
       </w:r>
       <w:r>
-        <w:t xml:space="preserve">Cầu Mây acceptance test (June 2020): measured peak deflection (mm, downward positive) at the two gauge sections, at three measuring points across each section, under centric and eccentric truck arrangements.</w:t>
+        <w:t xml:space="preserve">Cầu Mây acceptance test (June 2020): measured peak deflection (mm, downward positive) at the two gauge sections, at three measuring points across each section, under central and eccentric truck arrangements.</w:t>
       </w:r>
     </w:p>
     <w:tbl>
@@ -4626,7 +4626,7 @@
               <w:jc w:val="left"/>
             </w:pPr>
             <w:r>
-              <w:t xml:space="preserve">Centric</w:t>
+              <w:t xml:space="preserve">Central</w:t>
             </w:r>
           </w:p>
         </w:tc>
@@ -5904,316 +5904,6 @@
     <w:p>
       <w:pPr>
         <w:pStyle w:val="FirstParagraph"/>
-      </w:pPr>
-      <w:r>
-        <w:t xml:space="preserve">Some panel labels use the notation of an earlier draft:</w:t>
-      </w:r>
-      <w:r>
-        <w:t xml:space="preserve"> </w:t>
-      </w:r>
-      <m:oMath>
-        <m:sSub>
-          <m:e>
-            <m:r>
-              <m:t>ρ</m:t>
-            </m:r>
-          </m:e>
-          <m:sub>
-            <m:r>
-              <m:t>L</m:t>
-            </m:r>
-          </m:sub>
-        </m:sSub>
-      </m:oMath>
-      <w:r>
-        <w:t xml:space="preserve"> </w:t>
-      </w:r>
-      <w:r>
-        <w:t xml:space="preserve">=</w:t>
-      </w:r>
-      <w:r>
-        <w:t xml:space="preserve"> </w:t>
-      </w:r>
-      <m:oMath>
-        <m:r>
-          <m:t>λ</m:t>
-        </m:r>
-      </m:oMath>
-      <w:r>
-        <w:t xml:space="preserve">,</w:t>
-      </w:r>
-      <w:r>
-        <w:t xml:space="preserve"> </w:t>
-      </w:r>
-      <m:oMath>
-        <m:sSub>
-          <m:e>
-            <m:r>
-              <m:t>ρ</m:t>
-            </m:r>
-          </m:e>
-          <m:sub>
-            <m:r>
-              <m:t>E</m:t>
-            </m:r>
-            <m:r>
-              <m:t>I</m:t>
-            </m:r>
-          </m:sub>
-        </m:sSub>
-      </m:oMath>
-      <w:r>
-        <w:t xml:space="preserve"> </w:t>
-      </w:r>
-      <w:r>
-        <w:t xml:space="preserve">=</w:t>
-      </w:r>
-      <w:r>
-        <w:t xml:space="preserve"> </w:t>
-      </w:r>
-      <m:oMath>
-        <m:r>
-          <m:t>γ</m:t>
-        </m:r>
-      </m:oMath>
-      <w:r>
-        <w:t xml:space="preserve">,</w:t>
-      </w:r>
-      <w:r>
-        <w:t xml:space="preserve"> </w:t>
-      </w:r>
-      <m:oMath>
-        <m:sSub>
-          <m:e>
-            <m:r>
-              <m:t>L</m:t>
-            </m:r>
-          </m:e>
-          <m:sub>
-            <m:r>
-              <m:t>m</m:t>
-            </m:r>
-          </m:sub>
-        </m:sSub>
-      </m:oMath>
-      <w:r>
-        <w:t xml:space="preserve">,</w:t>
-      </w:r>
-      <w:r>
-        <w:t xml:space="preserve"> </w:t>
-      </w:r>
-      <m:oMath>
-        <m:sSub>
-          <m:e>
-            <m:r>
-              <m:t>L</m:t>
-            </m:r>
-          </m:e>
-          <m:sub>
-            <m:r>
-              <m:t>s</m:t>
-            </m:r>
-          </m:sub>
-        </m:sSub>
-      </m:oMath>
-      <w:r>
-        <w:t xml:space="preserve"> </w:t>
-      </w:r>
-      <w:r>
-        <w:t xml:space="preserve">=</w:t>
-      </w:r>
-      <w:r>
-        <w:t xml:space="preserve"> </w:t>
-      </w:r>
-      <m:oMath>
-        <m:sSub>
-          <m:e>
-            <m:r>
-              <m:t>L</m:t>
-            </m:r>
-          </m:e>
-          <m:sub>
-            <m:r>
-              <m:rPr>
-                <m:sty m:val="p"/>
-              </m:rPr>
-              <m:t>m</m:t>
-            </m:r>
-            <m:r>
-              <m:rPr>
-                <m:sty m:val="p"/>
-              </m:rPr>
-              <m:t>a</m:t>
-            </m:r>
-            <m:r>
-              <m:rPr>
-                <m:sty m:val="p"/>
-              </m:rPr>
-              <m:t>i</m:t>
-            </m:r>
-            <m:r>
-              <m:rPr>
-                <m:sty m:val="p"/>
-              </m:rPr>
-              <m:t>n</m:t>
-            </m:r>
-          </m:sub>
-        </m:sSub>
-      </m:oMath>
-      <w:r>
-        <w:t xml:space="preserve">,</w:t>
-      </w:r>
-      <w:r>
-        <w:t xml:space="preserve"> </w:t>
-      </w:r>
-      <m:oMath>
-        <m:sSub>
-          <m:e>
-            <m:r>
-              <m:t>L</m:t>
-            </m:r>
-          </m:e>
-          <m:sub>
-            <m:r>
-              <m:rPr>
-                <m:sty m:val="p"/>
-              </m:rPr>
-              <m:t>s</m:t>
-            </m:r>
-            <m:r>
-              <m:rPr>
-                <m:sty m:val="p"/>
-              </m:rPr>
-              <m:t>i</m:t>
-            </m:r>
-            <m:r>
-              <m:rPr>
-                <m:sty m:val="p"/>
-              </m:rPr>
-              <m:t>d</m:t>
-            </m:r>
-            <m:r>
-              <m:rPr>
-                <m:sty m:val="p"/>
-              </m:rPr>
-              <m:t>e</m:t>
-            </m:r>
-          </m:sub>
-        </m:sSub>
-      </m:oMath>
-      <w:r>
-        <w:t xml:space="preserve">,</w:t>
-      </w:r>
-      <w:r>
-        <w:t xml:space="preserve"> </w:t>
-      </w:r>
-      <m:oMath>
-        <m:r>
-          <m:t>K</m:t>
-        </m:r>
-      </m:oMath>
-      <w:r>
-        <w:t xml:space="preserve"> </w:t>
-      </w:r>
-      <w:r>
-        <w:t xml:space="preserve">=</w:t>
-      </w:r>
-      <w:r>
-        <w:t xml:space="preserve"> </w:t>
-      </w:r>
-      <m:oMath>
-        <m:acc>
-          <m:accPr>
-            <m:chr m:val="̂"/>
-          </m:accPr>
-          <m:e>
-            <m:r>
-              <m:t>k</m:t>
-            </m:r>
-          </m:e>
-        </m:acc>
-      </m:oMath>
-      <w:r>
-        <w:t xml:space="preserve">,</w:t>
-      </w:r>
-      <w:r>
-        <w:t xml:space="preserve"> </w:t>
-      </w:r>
-      <w:r>
-        <w:t xml:space="preserve">“</w:t>
-      </w:r>
-      <w:r>
-        <w:t xml:space="preserve">immune</w:t>
-      </w:r>
-      <w:r>
-        <w:t xml:space="preserve">”</w:t>
-      </w:r>
-      <w:r>
-        <w:t xml:space="preserve"> </w:t>
-      </w:r>
-      <w:r>
-        <w:t xml:space="preserve">= zero-sum estimator,</w:t>
-      </w:r>
-      <w:r>
-        <w:t xml:space="preserve"> </w:t>
-      </w:r>
-      <w:r>
-        <w:t xml:space="preserve">“</w:t>
-      </w:r>
-      <w:r>
-        <w:t xml:space="preserve">boundary-conditioning indicator</w:t>
-      </w:r>
-      <w:r>
-        <w:t xml:space="preserve">”</w:t>
-      </w:r>
-      <w:r>
-        <w:t xml:space="preserve"> </w:t>
-      </w:r>
-      <w:r>
-        <w:t xml:space="preserve">= boundary sensitivity</w:t>
-      </w:r>
-      <w:r>
-        <w:t xml:space="preserve"> </w:t>
-      </w:r>
-      <m:oMath>
-        <m:sSub>
-          <m:e>
-            <m:r>
-              <m:t>B</m:t>
-            </m:r>
-          </m:e>
-          <m:sub>
-            <m:r>
-              <m:t>m</m:t>
-            </m:r>
-          </m:sub>
-        </m:sSub>
-      </m:oMath>
-      <w:r>
-        <w:t xml:space="preserve">,</w:t>
-      </w:r>
-      <w:r>
-        <w:t xml:space="preserve"> </w:t>
-      </w:r>
-      <w:r>
-        <w:t xml:space="preserve">“</w:t>
-      </w:r>
-      <w:r>
-        <w:t xml:space="preserve">Cau May</w:t>
-      </w:r>
-      <w:r>
-        <w:t xml:space="preserve">”</w:t>
-      </w:r>
-      <w:r>
-        <w:t xml:space="preserve"> </w:t>
-      </w:r>
-      <w:r>
-        <w:t xml:space="preserve">= Cầu Mây.</w:t>
-      </w:r>
-    </w:p>
-    <w:p>
-      <w:pPr>
-        <w:pStyle w:val="BodyText"/>
       </w:pPr>
       <w:r>
         <w:drawing>
